--- a/deliverables/Chordnote-作品介绍文档.docx
+++ b/deliverables/Chordnote-作品介绍文档.docx
@@ -221,7 +221,7 @@
           <w:sz w:val="20"/>
           <w:szCs w:val="20"/>
         </w:rPr>
-        <w:t xml:space="preserve">错题以原始记录的形式存在、并通过关联指向它考查的知识页，所以“每条知识页被多少条错题指向”这个数字才算得出来，反复出错的知识点因而在知识网络上被放大、一眼可见。Obsidian 结构上做不到（它没有做题数据），错题本类应用也做不到（它没有知识图谱）——只有两者处在同一个数据模型里，这个能力才存在。</w:t>
+        <w:t xml:space="preserve">错题以原始记录的形式存在、并通过关联指向它考查的知识页，所以“每条知识页被多少条错题指向”这个数字才算得出来，反复出错的知识点因而在知识网络上被放大、一眼可见。Obsidian 结构上做不到（它没有做题数据），错题本类应用也做不到（它没有知识图谱）——只有两者处在同一个数据模型里，这个能力才存在。（错题回流与知识盲区地图当前处于规划阶段，尚未实现；此处说明的是它为什么在我们的数据模型里成立、在别处不成立。）</w:t>
       </w:r>
     </w:p>
     <w:p>
@@ -317,7 +317,129 @@
           <w:sz w:val="25"/>
           <w:szCs w:val="25"/>
         </w:rPr>
-        <w:t xml:space="preserve">四、完成到什么程度（截至 2026 年 10 月 17 日）</w:t>
+        <w:t xml:space="preserve">四、界面设计</w:t>
+      </w:r>
+    </w:p>
+    <w:p>
+      <w:pPr>
+        <w:spacing w:after="90" w:before="0" w:line="260"/>
+      </w:pPr>
+      <w:r>
+        <w:rPr>
+          <w:rFonts w:ascii="Times New Roman" w:eastAsia="宋体" w:hAnsi="Times New Roman"/>
+          <w:sz w:val="21"/>
+          <w:szCs w:val="21"/>
+        </w:rPr>
+        <w:t xml:space="preserve">界面这几件事我们当成产品主张来定，而不是交付前的美化。</w:t>
+      </w:r>
+    </w:p>
+    <w:p>
+      <w:pPr>
+        <w:spacing w:after="90" w:before="0" w:line="260"/>
+      </w:pPr>
+      <w:r>
+        <w:rPr>
+          <w:rFonts w:ascii="Times New Roman" w:eastAsia="宋体" w:hAnsi="Times New Roman"/>
+          <w:b/>
+          <w:bCs/>
+          <w:sz w:val="21"/>
+          <w:szCs w:val="21"/>
+        </w:rPr>
+        <w:t xml:space="preserve">一是语言先行。</w:t>
+      </w:r>
+      <w:r>
+        <w:rPr>
+          <w:rFonts w:ascii="Times New Roman" w:eastAsia="宋体" w:hAnsi="Times New Roman"/>
+          <w:sz w:val="21"/>
+          <w:szCs w:val="21"/>
+        </w:rPr>
+        <w:t xml:space="preserve">产品的说话方式固定为“一位冷静、克制的编辑伙伴”：AI 只提交整理意见，用户拥有最终解释权。术语一一锁定——原始记录、整理稿、知识页、知识关联、知识网络、编辑助理；整理结果在确认前一律称“提议”、状态写作“尚未收录”，界面里不出现“生成完成”“一键完成”这类替用户下结论的说法。失败文案按“发生了什么 + 数据是否安全 + 下一步动作”书写，例如：“整理稿暂时没有提出。原始记录仍然安全，请稍后重试。”</w:t>
+      </w:r>
+    </w:p>
+    <w:p>
+      <w:pPr>
+        <w:spacing w:after="90" w:before="0" w:line="260"/>
+      </w:pPr>
+      <w:r>
+        <w:rPr>
+          <w:rFonts w:ascii="Times New Roman" w:eastAsia="宋体" w:hAnsi="Times New Roman"/>
+          <w:b/>
+          <w:bCs/>
+          <w:sz w:val="21"/>
+          <w:szCs w:val="21"/>
+        </w:rPr>
+        <w:t xml:space="preserve">二是结构与视觉一起定。</w:t>
+      </w:r>
+      <w:r>
+        <w:rPr>
+          <w:rFonts w:ascii="Times New Roman" w:eastAsia="宋体" w:hAnsi="Times New Roman"/>
+          <w:sz w:val="21"/>
+          <w:szCs w:val="21"/>
+        </w:rPr>
+        <w:t xml:space="preserve">右栏不是聊天框，而是跟随当前标签的上下文面板——入链、出链、未链接提及、编辑助理四块，AI 只是其中一块，和“谁引用了我”属于同一类信息。我们不给 AI 做专属视觉语言，也不给它占满整栏的位置：占满一整栏的聊天框会把产品变成聊天机器人。视觉上刻意避开 AI 产品的常见捷径——不用霓虹发光、不放机器人插画、不做大面积玻璃拟态与光晕；AI 的能力靠结果说话，不靠标签。</w:t>
+      </w:r>
+    </w:p>
+    <w:p>
+      <w:pPr>
+        <w:spacing w:after="90" w:before="0" w:line="260"/>
+      </w:pPr>
+      <w:r>
+        <w:rPr>
+          <w:rFonts w:ascii="Times New Roman" w:eastAsia="宋体" w:hAnsi="Times New Roman"/>
+          <w:b/>
+          <w:bCs/>
+          <w:sz w:val="21"/>
+          <w:szCs w:val="21"/>
+        </w:rPr>
+        <w:t xml:space="preserve">三是排版与动效以长文阅读为准。</w:t>
+      </w:r>
+      <w:r>
+        <w:rPr>
+          <w:rFonts w:ascii="Times New Roman" w:eastAsia="宋体" w:hAnsi="Times New Roman"/>
+          <w:sz w:val="21"/>
+          <w:szCs w:val="21"/>
+        </w:rPr>
+        <w:t xml:space="preserve">三套主题可切换：暗室星图（深色低眩光，适合夜间推导）、暖纸批注（亚麻纸底与衬线排版，适合长文阅读）、实验工坊（工程网格与高对比信号，适合集中整理），全部通过 CSS 变量与根元素属性切换，不加载第二套样式表。正文行高 1.9、行宽上限 700px，窗口变宽时增加留白而不是拉长行宽，间距一律取 4 的倍数。动效只用缓出曲线、200–260 毫秒，不弹跳不缩放，并在系统的“减少动态效果”下整体停掉；界面声音由 Web Audio 实时合成，不加载音频文件。</w:t>
+      </w:r>
+    </w:p>
+    <w:p>
+      <w:pPr>
+        <w:spacing w:after="90" w:before="0" w:line="260"/>
+      </w:pPr>
+      <w:r>
+        <w:rPr>
+          <w:rFonts w:ascii="Times New Roman" w:eastAsia="宋体" w:hAnsi="Times New Roman"/>
+          <w:b/>
+          <w:bCs/>
+          <w:sz w:val="21"/>
+          <w:szCs w:val="21"/>
+        </w:rPr>
+        <w:t xml:space="preserve">四是窄屏不是缩小版。</w:t>
+      </w:r>
+      <w:r>
+        <w:rPr>
+          <w:rFonts w:ascii="Times New Roman" w:eastAsia="宋体" w:hAnsi="Times New Roman"/>
+          <w:sz w:val="21"/>
+          <w:szCs w:val="21"/>
+        </w:rPr>
+        <w:t xml:space="preserve">宽屏三栏常驻；中窄屏左栏折叠成“一个功能一个图标”的图标条；再窄时右栏退化为可开合的抽屉，而不是直接消失——因为它承载的入链、出链、未链接提及与编辑助理四块，本身就是产品主张。</w:t>
+      </w:r>
+    </w:p>
+    <w:p>
+      <w:pPr>
+        <w:pStyle w:val="Heading1"/>
+        <w:spacing w:after="80" w:before="170"/>
+      </w:pPr>
+      <w:r>
+        <w:rPr>
+          <w:rFonts w:ascii="Arial" w:eastAsia="微软雅黑" w:hAnsi="Arial"/>
+          <w:b/>
+          <w:bCs/>
+          <w:color w:val="1A1A1A"/>
+          <w:sz w:val="25"/>
+          <w:szCs w:val="25"/>
+        </w:rPr>
+        <w:t xml:space="preserve">五、完成到什么程度（截至 2026 年 10 月 17 日）</w:t>
       </w:r>
     </w:p>
     <w:tbl>
@@ -509,7 +631,7 @@
           <w:sz w:val="25"/>
           <w:szCs w:val="25"/>
         </w:rPr>
-        <w:t xml:space="preserve">五、学生实际做了什么</w:t>
+        <w:t xml:space="preserve">六、学生实际做了什么</w:t>
       </w:r>
     </w:p>
     <w:p>
@@ -621,20 +743,20 @@
           <w:sz w:val="25"/>
           <w:szCs w:val="25"/>
         </w:rPr>
-        <w:t xml:space="preserve">六、应用价值</w:t>
-      </w:r>
-    </w:p>
-    <w:p>
-      <w:pPr>
-        <w:spacing w:after="90" w:before="0" w:line="260"/>
-      </w:pPr>
-      <w:r>
-        <w:rPr>
-          <w:rFonts w:ascii="Times New Roman" w:eastAsia="宋体" w:hAnsi="Times New Roman"/>
-          <w:sz w:val="21"/>
-          <w:szCs w:val="21"/>
-        </w:rPr>
-        <w:t xml:space="preserve">对学生而言：把“手工建链接”这件最容易被放弃的事，变成 AI 提议、自己一键确认；错题不再孤立地躺在错题本里，而是挂到它考查的知识点上；复习时有据可依——哪里反复错，知识网络上一眼看得见。</w:t>
+        <w:t xml:space="preserve">七、应用价值</w:t>
+      </w:r>
+    </w:p>
+    <w:p>
+      <w:pPr>
+        <w:spacing w:after="90" w:before="0" w:line="260"/>
+      </w:pPr>
+      <w:r>
+        <w:rPr>
+          <w:rFonts w:ascii="Times New Roman" w:eastAsia="宋体" w:hAnsi="Times New Roman"/>
+          <w:sz w:val="21"/>
+          <w:szCs w:val="21"/>
+        </w:rPr>
+        <w:t xml:space="preserve">对学生而言：把“手工建链接”这件最容易被放弃的事，变成 AI 提议、自己一键确认；错题回流落地后，错题将不再孤立地躺在错题本里，而是挂到它考查的知识点上，复习时哪里反复错、知识网络上一眼看得见。</w:t>
       </w:r>
     </w:p>
     <w:p>
@@ -664,7 +786,7 @@
           <w:sz w:val="17"/>
           <w:szCs w:val="17"/>
         </w:rPr>
-        <w:t xml:space="preserve">演示站 hilarious-kheer-89a440.netlify.app　·　代码仓库 github.com/3331060032guoyichen-oss/ai-notes_demo　·　MIT 许可</w:t>
+        <w:t xml:space="preserve">界面预览 deliverables/Chordnote-界面预览.html（离线打开即可看）　·　代码仓库 github.com/3331060032guoyichen-oss/ai-notes_demo　·　MIT 许可</w:t>
       </w:r>
     </w:p>
     <w:sectPr>
